--- a/crates/unluminous-word/tests/fixtures/notes.docx
+++ b/crates/unluminous-word/tests/fixtures/notes.docx
@@ -640,7 +640,7 @@
     <w:link w:val="Heading1Char"/>
     <w:uiPriority w:val="9"/>
     <w:qFormat/>
-    <w:rsid w:val="008315BA"/>
+    <w:rsid w:val="00904662"/>
     <w:pPr>
       <w:keepNext/>
       <w:keepLines/>
@@ -663,7 +663,7 @@
     <w:semiHidden/>
     <w:unhideWhenUsed/>
     <w:qFormat/>
-    <w:rsid w:val="008315BA"/>
+    <w:rsid w:val="00904662"/>
     <w:pPr>
       <w:keepNext/>
       <w:keepLines/>
@@ -686,7 +686,7 @@
     <w:semiHidden/>
     <w:unhideWhenUsed/>
     <w:qFormat/>
-    <w:rsid w:val="008315BA"/>
+    <w:rsid w:val="00904662"/>
     <w:pPr>
       <w:keepNext/>
       <w:keepLines/>
@@ -709,7 +709,7 @@
     <w:semiHidden/>
     <w:unhideWhenUsed/>
     <w:qFormat/>
-    <w:rsid w:val="008315BA"/>
+    <w:rsid w:val="00904662"/>
     <w:pPr>
       <w:keepNext/>
       <w:keepLines/>
@@ -732,7 +732,7 @@
     <w:semiHidden/>
     <w:unhideWhenUsed/>
     <w:qFormat/>
-    <w:rsid w:val="008315BA"/>
+    <w:rsid w:val="00904662"/>
     <w:pPr>
       <w:keepNext/>
       <w:keepLines/>
@@ -753,7 +753,7 @@
     <w:semiHidden/>
     <w:unhideWhenUsed/>
     <w:qFormat/>
-    <w:rsid w:val="008315BA"/>
+    <w:rsid w:val="00904662"/>
     <w:pPr>
       <w:keepNext/>
       <w:keepLines/>
@@ -776,7 +776,7 @@
     <w:semiHidden/>
     <w:unhideWhenUsed/>
     <w:qFormat/>
-    <w:rsid w:val="008315BA"/>
+    <w:rsid w:val="00904662"/>
     <w:pPr>
       <w:keepNext/>
       <w:keepLines/>
@@ -797,7 +797,7 @@
     <w:semiHidden/>
     <w:unhideWhenUsed/>
     <w:qFormat/>
-    <w:rsid w:val="008315BA"/>
+    <w:rsid w:val="00904662"/>
     <w:pPr>
       <w:keepNext/>
       <w:keepLines/>
@@ -820,7 +820,7 @@
     <w:semiHidden/>
     <w:unhideWhenUsed/>
     <w:qFormat/>
-    <w:rsid w:val="008315BA"/>
+    <w:rsid w:val="00904662"/>
     <w:pPr>
       <w:keepNext/>
       <w:keepLines/>
@@ -863,7 +863,7 @@
     <w:basedOn w:val="DefaultParagraphFont"/>
     <w:link w:val="Heading1"/>
     <w:uiPriority w:val="9"/>
-    <w:rsid w:val="008315BA"/>
+    <w:rsid w:val="00904662"/>
     <w:rPr>
       <w:rFonts w:asciiTheme="majorHAnsi" w:eastAsiaTheme="majorEastAsia" w:hAnsiTheme="majorHAnsi" w:cstheme="majorBidi"/>
       <w:color w:val="0F4761" w:themeColor="accent1" w:themeShade="BF"/>
@@ -877,7 +877,7 @@
     <w:link w:val="Heading2"/>
     <w:uiPriority w:val="9"/>
     <w:semiHidden/>
-    <w:rsid w:val="008315BA"/>
+    <w:rsid w:val="00904662"/>
     <w:rPr>
       <w:rFonts w:asciiTheme="majorHAnsi" w:eastAsiaTheme="majorEastAsia" w:hAnsiTheme="majorHAnsi" w:cstheme="majorBidi"/>
       <w:color w:val="0F4761" w:themeColor="accent1" w:themeShade="BF"/>
@@ -891,7 +891,7 @@
     <w:link w:val="Heading3"/>
     <w:uiPriority w:val="9"/>
     <w:semiHidden/>
-    <w:rsid w:val="008315BA"/>
+    <w:rsid w:val="00904662"/>
     <w:rPr>
       <w:rFonts w:eastAsiaTheme="majorEastAsia" w:cstheme="majorBidi"/>
       <w:color w:val="0F4761" w:themeColor="accent1" w:themeShade="BF"/>
@@ -905,7 +905,7 @@
     <w:link w:val="Heading4"/>
     <w:uiPriority w:val="9"/>
     <w:semiHidden/>
-    <w:rsid w:val="008315BA"/>
+    <w:rsid w:val="00904662"/>
     <w:rPr>
       <w:rFonts w:eastAsiaTheme="majorEastAsia" w:cstheme="majorBidi"/>
       <w:i/>
@@ -919,7 +919,7 @@
     <w:link w:val="Heading5"/>
     <w:uiPriority w:val="9"/>
     <w:semiHidden/>
-    <w:rsid w:val="008315BA"/>
+    <w:rsid w:val="00904662"/>
     <w:rPr>
       <w:rFonts w:eastAsiaTheme="majorEastAsia" w:cstheme="majorBidi"/>
       <w:color w:val="0F4761" w:themeColor="accent1" w:themeShade="BF"/>
@@ -931,7 +931,7 @@
     <w:link w:val="Heading6"/>
     <w:uiPriority w:val="9"/>
     <w:semiHidden/>
-    <w:rsid w:val="008315BA"/>
+    <w:rsid w:val="00904662"/>
     <w:rPr>
       <w:rFonts w:eastAsiaTheme="majorEastAsia" w:cstheme="majorBidi"/>
       <w:i/>
@@ -945,7 +945,7 @@
     <w:link w:val="Heading7"/>
     <w:uiPriority w:val="9"/>
     <w:semiHidden/>
-    <w:rsid w:val="008315BA"/>
+    <w:rsid w:val="00904662"/>
     <w:rPr>
       <w:rFonts w:eastAsiaTheme="majorEastAsia" w:cstheme="majorBidi"/>
       <w:color w:val="595959" w:themeColor="text1" w:themeTint="A6"/>
@@ -957,7 +957,7 @@
     <w:link w:val="Heading8"/>
     <w:uiPriority w:val="9"/>
     <w:semiHidden/>
-    <w:rsid w:val="008315BA"/>
+    <w:rsid w:val="00904662"/>
     <w:rPr>
       <w:rFonts w:eastAsiaTheme="majorEastAsia" w:cstheme="majorBidi"/>
       <w:i/>
@@ -971,7 +971,7 @@
     <w:link w:val="Heading9"/>
     <w:uiPriority w:val="9"/>
     <w:semiHidden/>
-    <w:rsid w:val="008315BA"/>
+    <w:rsid w:val="00904662"/>
     <w:rPr>
       <w:rFonts w:eastAsiaTheme="majorEastAsia" w:cstheme="majorBidi"/>
       <w:color w:val="272727" w:themeColor="text1" w:themeTint="D8"/>
@@ -984,7 +984,7 @@
     <w:link w:val="TitleChar"/>
     <w:uiPriority w:val="10"/>
     <w:qFormat/>
-    <w:rsid w:val="008315BA"/>
+    <w:rsid w:val="00904662"/>
     <w:pPr>
       <w:spacing w:after="80" w:line="240" w:lineRule="auto"/>
       <w:contextualSpacing/>
@@ -1002,7 +1002,7 @@
     <w:basedOn w:val="DefaultParagraphFont"/>
     <w:link w:val="Title"/>
     <w:uiPriority w:val="10"/>
-    <w:rsid w:val="008315BA"/>
+    <w:rsid w:val="00904662"/>
     <w:rPr>
       <w:rFonts w:asciiTheme="majorHAnsi" w:eastAsiaTheme="majorEastAsia" w:hAnsiTheme="majorHAnsi" w:cstheme="majorBidi"/>
       <w:spacing w:val="-10"/>
@@ -1018,7 +1018,7 @@
     <w:link w:val="SubtitleChar"/>
     <w:uiPriority w:val="11"/>
     <w:qFormat/>
-    <w:rsid w:val="008315BA"/>
+    <w:rsid w:val="00904662"/>
     <w:pPr>
       <w:numPr>
         <w:ilvl w:val="1"/>
@@ -1037,7 +1037,7 @@
     <w:basedOn w:val="DefaultParagraphFont"/>
     <w:link w:val="Subtitle"/>
     <w:uiPriority w:val="11"/>
-    <w:rsid w:val="008315BA"/>
+    <w:rsid w:val="00904662"/>
     <w:rPr>
       <w:rFonts w:eastAsiaTheme="majorEastAsia" w:cstheme="majorBidi"/>
       <w:color w:val="595959" w:themeColor="text1" w:themeTint="A6"/>
@@ -1053,7 +1053,7 @@
     <w:link w:val="QuoteChar"/>
     <w:uiPriority w:val="29"/>
     <w:qFormat/>
-    <w:rsid w:val="008315BA"/>
+    <w:rsid w:val="00904662"/>
     <w:pPr>
       <w:spacing w:before="160"/>
       <w:jc w:val="center"/>
@@ -1069,7 +1069,7 @@
     <w:basedOn w:val="DefaultParagraphFont"/>
     <w:link w:val="Quote"/>
     <w:uiPriority w:val="29"/>
-    <w:rsid w:val="008315BA"/>
+    <w:rsid w:val="00904662"/>
     <w:rPr>
       <w:i/>
       <w:iCs/>
@@ -1081,7 +1081,7 @@
     <w:basedOn w:val="Normal"/>
     <w:uiPriority w:val="34"/>
     <w:qFormat/>
-    <w:rsid w:val="008315BA"/>
+    <w:rsid w:val="00904662"/>
     <w:pPr>
       <w:ind w:left="720"/>
       <w:contextualSpacing/>
@@ -1092,7 +1092,7 @@
     <w:basedOn w:val="DefaultParagraphFont"/>
     <w:uiPriority w:val="21"/>
     <w:qFormat/>
-    <w:rsid w:val="008315BA"/>
+    <w:rsid w:val="00904662"/>
     <w:rPr>
       <w:i/>
       <w:iCs/>
@@ -1106,7 +1106,7 @@
     <w:link w:val="IntenseQuoteChar"/>
     <w:uiPriority w:val="30"/>
     <w:qFormat/>
-    <w:rsid w:val="008315BA"/>
+    <w:rsid w:val="00904662"/>
     <w:pPr>
       <w:pBdr>
         <w:top w:val="single" w:sz="4" w:space="10" w:color="0F4761" w:themeColor="accent1" w:themeShade="BF"/>
@@ -1127,7 +1127,7 @@
     <w:basedOn w:val="DefaultParagraphFont"/>
     <w:link w:val="IntenseQuote"/>
     <w:uiPriority w:val="30"/>
-    <w:rsid w:val="008315BA"/>
+    <w:rsid w:val="00904662"/>
     <w:rPr>
       <w:i/>
       <w:iCs/>
@@ -1139,7 +1139,7 @@
     <w:basedOn w:val="DefaultParagraphFont"/>
     <w:uiPriority w:val="32"/>
     <w:qFormat/>
-    <w:rsid w:val="008315BA"/>
+    <w:rsid w:val="00904662"/>
     <w:rPr>
       <w:b/>
       <w:bCs/>
@@ -1155,7 +1155,7 @@
     <w:uiPriority w:val="99"/>
     <w:semiHidden/>
     <w:unhideWhenUsed/>
-    <w:rsid w:val="008315BA"/>
+    <w:rsid w:val="00904662"/>
     <w:pPr>
       <w:spacing w:after="0" w:line="240" w:lineRule="auto"/>
     </w:pPr>
@@ -1170,7 +1170,7 @@
     <w:link w:val="FootnoteText"/>
     <w:uiPriority w:val="99"/>
     <w:semiHidden/>
-    <w:rsid w:val="008315BA"/>
+    <w:rsid w:val="00904662"/>
     <w:rPr>
       <w:sz w:val="20"/>
       <w:szCs w:val="20"/>
@@ -1182,7 +1182,7 @@
     <w:uiPriority w:val="99"/>
     <w:semiHidden/>
     <w:unhideWhenUsed/>
-    <w:rsid w:val="008315BA"/>
+    <w:rsid w:val="00904662"/>
     <w:rPr>
       <w:vertAlign w:val="superscript"/>
     </w:rPr>
@@ -1194,7 +1194,7 @@
     <w:uiPriority w:val="99"/>
     <w:semiHidden/>
     <w:unhideWhenUsed/>
-    <w:rsid w:val="008315BA"/>
+    <w:rsid w:val="00904662"/>
     <w:pPr>
       <w:spacing w:after="0" w:line="240" w:lineRule="auto"/>
     </w:pPr>
@@ -1209,7 +1209,7 @@
     <w:link w:val="EndnoteText"/>
     <w:uiPriority w:val="99"/>
     <w:semiHidden/>
-    <w:rsid w:val="008315BA"/>
+    <w:rsid w:val="00904662"/>
     <w:rPr>
       <w:sz w:val="20"/>
       <w:szCs w:val="20"/>
@@ -1221,7 +1221,7 @@
     <w:uiPriority w:val="99"/>
     <w:semiHidden/>
     <w:unhideWhenUsed/>
-    <w:rsid w:val="008315BA"/>
+    <w:rsid w:val="00904662"/>
     <w:rPr>
       <w:vertAlign w:val="superscript"/>
     </w:rPr>
